--- a/public/ressources/LEXIQUE_Technologie_Cycle4.docx
+++ b/public/ressources/LEXIQUE_Technologie_Cycle4.docx
@@ -21,9 +21,6 @@
         <w:gridCol w:w="1200"/>
       </w:tblGrid>
       <w:tr>
-        <w:trPr>
-          <w:cantSplit/>
-        </w:trPr>
         <w:tc>
           <w:tcPr>
             <w:tcW w:type="dxa" w:w="1266"/>
@@ -304,9 +301,6 @@
         <w:gridCol w:w="2340"/>
       </w:tblGrid>
       <w:tr>
-        <w:trPr>
-          <w:cantSplit/>
-        </w:trPr>
         <w:tc>
           <w:tcPr>
             <w:tcW w:type="dxa" w:w="2340"/>
@@ -470,9 +464,6 @@
         <w:gridCol w:w="9360"/>
       </w:tblGrid>
       <w:tr>
-        <w:trPr>
-          <w:cantSplit/>
-        </w:trPr>
         <w:tc>
           <w:tcPr>
             <w:tcW w:type="dxa" w:w="9360"/>
@@ -533,9 +524,6 @@
         <w:gridCol w:w="9360"/>
       </w:tblGrid>
       <w:tr>
-        <w:trPr>
-          <w:cantSplit/>
-        </w:trPr>
         <w:tc>
           <w:tcPr>
             <w:tcW w:type="dxa" w:w="9360"/>
@@ -611,9 +599,6 @@
         <w:gridCol w:w="9360"/>
       </w:tblGrid>
       <w:tr>
-        <w:trPr>
-          <w:cantSplit/>
-        </w:trPr>
         <w:tc>
           <w:tcPr>
             <w:tcW w:type="dxa" w:w="9360"/>
@@ -1287,9 +1272,6 @@
         <w:gridCol w:w="9360"/>
       </w:tblGrid>
       <w:tr>
-        <w:trPr>
-          <w:cantSplit/>
-        </w:trPr>
         <w:tc>
           <w:tcPr>
             <w:tcW w:type="dxa" w:w="9360"/>
@@ -1608,6 +1590,93 @@
           <w:sz w:val="24"/>
           <w:szCs w:val="24"/>
         </w:rPr>
+        <w:t xml:space="preserve">Panne : </w:t>
+      </w:r>
+      <w:r>
+        <w:rPr>
+          <w:rFonts w:ascii="Arial" w:cs="Arial" w:eastAsia="Arial" w:hAnsi="Arial"/>
+          <w:b w:val="false"/>
+          <w:bCs w:val="false"/>
+          <w:i w:val="false"/>
+          <w:iCs w:val="false"/>
+          <w:sz w:val="24"/>
+          <w:szCs w:val="24"/>
+        </w:rPr>
+        <w:t xml:space="preserve">Un objet en panne ne fait plus ce pour quoi il est fait. Attention : en panne ne veut pas dire cassé — un cheveu dans une molette suffit à mettre une souris en panne.</w:t>
+      </w:r>
+    </w:p>
+    <w:p>
+      <w:pPr>
+        <w:spacing w:after="120" w:line="300" w:lineRule="auto"/>
+      </w:pPr>
+      <w:r>
+        <w:rPr>
+          <w:rFonts w:ascii="Arial" w:cs="Arial" w:eastAsia="Arial" w:hAnsi="Arial"/>
+          <w:b/>
+          <w:bCs/>
+          <w:i w:val="false"/>
+          <w:iCs w:val="false"/>
+          <w:sz w:val="24"/>
+          <w:szCs w:val="24"/>
+        </w:rPr>
+        <w:t xml:space="preserve">Diagnostic : </w:t>
+      </w:r>
+      <w:r>
+        <w:rPr>
+          <w:rFonts w:ascii="Arial" w:cs="Arial" w:eastAsia="Arial" w:hAnsi="Arial"/>
+          <w:b w:val="false"/>
+          <w:bCs w:val="false"/>
+          <w:i w:val="false"/>
+          <w:iCs w:val="false"/>
+          <w:sz w:val="24"/>
+          <w:szCs w:val="24"/>
+        </w:rPr>
+        <w:t xml:space="preserve">Chercher CE QUI ne marche plus avant de réparer. On teste chaque fonction l'une après l'autre : c'est le diagnostic qui dit où intervenir, pas le tournevis.</w:t>
+      </w:r>
+    </w:p>
+    <w:p>
+      <w:pPr>
+        <w:spacing w:after="120" w:line="300" w:lineRule="auto"/>
+      </w:pPr>
+      <w:r>
+        <w:rPr>
+          <w:rFonts w:ascii="Arial" w:cs="Arial" w:eastAsia="Arial" w:hAnsi="Arial"/>
+          <w:b/>
+          <w:bCs/>
+          <w:i w:val="false"/>
+          <w:iCs w:val="false"/>
+          <w:sz w:val="24"/>
+          <w:szCs w:val="24"/>
+        </w:rPr>
+        <w:t xml:space="preserve">Protocole : </w:t>
+      </w:r>
+      <w:r>
+        <w:rPr>
+          <w:rFonts w:ascii="Arial" w:cs="Arial" w:eastAsia="Arial" w:hAnsi="Arial"/>
+          <w:b w:val="false"/>
+          <w:bCs w:val="false"/>
+          <w:i w:val="false"/>
+          <w:iCs w:val="false"/>
+          <w:sz w:val="24"/>
+          <w:szCs w:val="24"/>
+        </w:rPr>
+        <w:t xml:space="preserve">Une suite d'étapes numérotées à suivre dans l'ordre, sans en sauter. Un protocole permet à deux personnes différentes d'obtenir le même résultat.</w:t>
+      </w:r>
+    </w:p>
+    <w:p>
+      <w:pPr>
+        <w:spacing w:after="120" w:line="300" w:lineRule="auto"/>
+      </w:pPr>
+      <w:r>
+        <w:rPr>
+          <w:rFonts w:ascii="Arial" w:cs="Arial" w:eastAsia="Arial" w:hAnsi="Arial"/>
+          <w:b/>
+          <w:bCs/>
+          <w:i w:val="false"/>
+          <w:iCs w:val="false"/>
+          <w:sz w:val="24"/>
+          <w:szCs w:val="24"/>
+        </w:rPr>
         <w:t xml:space="preserve">Contrainte : </w:t>
       </w:r>
       <w:r>
@@ -1876,9 +1945,6 @@
         <w:gridCol w:w="9360"/>
       </w:tblGrid>
       <w:tr>
-        <w:trPr>
-          <w:cantSplit/>
-        </w:trPr>
         <w:tc>
           <w:tcPr>
             <w:tcW w:type="dxa" w:w="9360"/>
@@ -2407,9 +2473,6 @@
         <w:gridCol w:w="9360"/>
       </w:tblGrid>
       <w:tr>
-        <w:trPr>
-          <w:cantSplit/>
-        </w:trPr>
         <w:tc>
           <w:tcPr>
             <w:tcW w:type="dxa" w:w="9360"/>
@@ -2909,9 +2972,6 @@
         <w:gridCol w:w="9360"/>
       </w:tblGrid>
       <w:tr>
-        <w:trPr>
-          <w:cantSplit/>
-        </w:trPr>
         <w:tc>
           <w:tcPr>
             <w:tcW w:type="dxa" w:w="9360"/>
@@ -3208,9 +3268,6 @@
         <w:gridCol w:w="9360"/>
       </w:tblGrid>
       <w:tr>
-        <w:trPr>
-          <w:cantSplit/>
-        </w:trPr>
         <w:tc>
           <w:tcPr>
             <w:tcW w:type="dxa" w:w="9360"/>
@@ -3681,9 +3738,6 @@
         <w:gridCol w:w="9360"/>
       </w:tblGrid>
       <w:tr>
-        <w:trPr>
-          <w:cantSplit/>
-        </w:trPr>
         <w:tc>
           <w:tcPr>
             <w:tcW w:type="dxa" w:w="9360"/>
@@ -4009,9 +4063,6 @@
         <w:gridCol w:w="9360"/>
       </w:tblGrid>
       <w:tr>
-        <w:trPr>
-          <w:cantSplit/>
-        </w:trPr>
         <w:tc>
           <w:tcPr>
             <w:tcW w:type="dxa" w:w="9360"/>
@@ -4279,9 +4330,6 @@
         <w:gridCol w:w="9360"/>
       </w:tblGrid>
       <w:tr>
-        <w:trPr>
-          <w:cantSplit/>
-        </w:trPr>
         <w:tc>
           <w:tcPr>
             <w:tcW w:type="dxa" w:w="9360"/>
@@ -4525,9 +4573,6 @@
         <w:gridCol w:w="9360"/>
       </w:tblGrid>
       <w:tr>
-        <w:trPr>
-          <w:cantSplit/>
-        </w:trPr>
         <w:tc>
           <w:tcPr>
             <w:tcW w:type="dxa" w:w="9360"/>
